--- a/public/horus-procedures/FSP-18_برنامج_المتطلبات_الأولية_PRPs.docx
+++ b/public/horus-procedures/FSP-18_برنامج_المتطلبات_الأولية_PRPs.docx
@@ -9,22 +9,22 @@
         </w:pict>
       </w:r>
     </w:p>
-    <w:bookmarkStart w:id="10" w:name="شركة-حورس-لإنتاج-وتعبئة-المياه-الطبيعية"/>
+    <w:bookmarkStart w:id="10" w:name="شركة-لإنتاج-وتعبئة-المياه-الطبيعية"/>
     <w:p>
       <w:pPr>
         <w:pStyle w:val="Heading1"/>
       </w:pPr>
       <w:r>
-        <w:t xml:space="preserve">شركة حورس لإنتاج وتعبئة المياه الطبيعية</w:t>
-      </w:r>
-    </w:p>
-    <w:bookmarkStart w:id="9" w:name="horus-natural-water-co."/>
+        <w:t xml:space="preserve">شركة لإنتاج وتعبئة المياه الطبيعية</w:t>
+      </w:r>
+    </w:p>
+    <w:bookmarkStart w:id="9" w:name="company-co."/>
     <w:p>
       <w:pPr>
         <w:pStyle w:val="Heading2"/>
       </w:pPr>
       <w:r>
-        <w:t xml:space="preserve">Horus Natural Water Co.</w:t>
+        <w:t xml:space="preserve">Company Co.</w:t>
       </w:r>
     </w:p>
     <w:p>
@@ -331,7 +331,7 @@
         <w:pStyle w:val="FirstParagraph"/>
       </w:pPr>
       <w:r>
-        <w:t xml:space="preserve">ينطبق هذا الإجراء على جميع مراحل وعمليات ومنتجات مصنع حورس لتعبئة المياه الطبيعية، ويشمل جميع المناطق والمنشآت والمعدات والكوادر البشرية التي لها تأثير مباشر أو غير مباشر على سلامة المنتج النهائي، اعتباراً من استلام المواد الخام وحتى تسليم المنتج النهائي للعميل.</w:t>
+        <w:t xml:space="preserve">ينطبق هذا الإجراء على جميع مراحل وعمليات ومنتجات المصنع لتعبئة المياه الطبيعية، ويشمل جميع المناطق والمنشآت والمعدات والكوادر البشرية التي لها تأثير مباشر أو غير مباشر على سلامة المنتج النهائي، اعتباراً من استلام المواد الخام وحتى تسليم المنتج النهائي للعميل.</w:t>
       </w:r>
     </w:p>
     <w:bookmarkEnd w:id="13"/>

--- a/public/horus-procedures/FSP-18_برنامج_المتطلبات_الأولية_PRPs.docx
+++ b/public/horus-procedures/FSP-18_برنامج_المتطلبات_الأولية_PRPs.docx
@@ -9,13 +9,13 @@
         </w:pict>
       </w:r>
     </w:p>
-    <w:bookmarkStart w:id="10" w:name="شركة-لإنتاج-وتعبئة-المياه-الطبيعية"/>
+    <w:bookmarkStart w:id="10" w:name="X03cef4314b8aa390e318dc4a1235d0ccb9e0c3a"/>
     <w:p>
       <w:pPr>
         <w:pStyle w:val="Heading1"/>
       </w:pPr>
       <w:r>
-        <w:t xml:space="preserve">شركة لإنتاج وتعبئة المياه الطبيعية</w:t>
+        <w:t xml:space="preserve">شركة الأزواك لإنتاج وتعبئة المياه الطبيعية</w:t>
       </w:r>
     </w:p>
     <w:bookmarkStart w:id="9" w:name="company-co."/>
